--- a/templates/P2-0310.docx
+++ b/templates/P2-0310.docx
@@ -1240,7 +1240,7 @@
           <w:sz w:val="20"/>
           <w:szCs w:val="20"/>
         </w:rPr>
-        <w:t xml:space="preserve"> Circuit Judge</w:t>
+        <w:t xml:space="preserve">{judge_name} Circuit Judge</w:t>
       </w:r>
     </w:p>
     <w:p>
